--- a/Setting Up windows Server 2022.docx
+++ b/Setting Up windows Server 2022.docx
@@ -128,6 +128,7 @@
       <w:r>
         <w:rPr>
           <w:rFonts w:ascii="Times New Roman" w:hAnsi="Times New Roman" w:cs="Times New Roman"/>
+          <w:noProof/>
         </w:rPr>
         <w:drawing>
           <wp:inline distT="0" distB="0" distL="0" distR="0" wp14:anchorId="6283B12A" wp14:editId="7E335D6E">
@@ -285,6 +286,7 @@
       <w:r>
         <w:rPr>
           <w:rFonts w:ascii="Times New Roman" w:hAnsi="Times New Roman" w:cs="Times New Roman"/>
+          <w:noProof/>
         </w:rPr>
         <w:drawing>
           <wp:inline distT="0" distB="0" distL="0" distR="0" wp14:anchorId="5C4739AB" wp14:editId="7F2F809B">
@@ -370,6 +372,7 @@
       <w:r>
         <w:rPr>
           <w:rFonts w:ascii="Times New Roman" w:hAnsi="Times New Roman" w:cs="Times New Roman"/>
+          <w:noProof/>
         </w:rPr>
         <w:lastRenderedPageBreak/>
         <w:drawing>
@@ -431,6 +434,7 @@
       <w:r>
         <w:rPr>
           <w:rFonts w:ascii="Times New Roman" w:hAnsi="Times New Roman" w:cs="Times New Roman"/>
+          <w:noProof/>
         </w:rPr>
         <w:lastRenderedPageBreak/>
         <w:drawing>
@@ -512,6 +516,7 @@
       <w:r>
         <w:rPr>
           <w:rFonts w:ascii="Times New Roman" w:hAnsi="Times New Roman" w:cs="Times New Roman"/>
+          <w:noProof/>
         </w:rPr>
         <w:lastRenderedPageBreak/>
         <w:drawing>
@@ -629,6 +634,135 @@
           <w:rFonts w:ascii="Times New Roman" w:hAnsi="Times New Roman" w:cs="Times New Roman"/>
         </w:rPr>
         <w:t>depending on the hardware specifications.</w:t>
+      </w:r>
+    </w:p>
+    <w:p>
+      <w:pPr>
+        <w:rPr>
+          <w:rFonts w:ascii="Times New Roman" w:hAnsi="Times New Roman" w:cs="Times New Roman"/>
+        </w:rPr>
+      </w:pPr>
+      <w:r>
+        <w:rPr>
+          <w:rFonts w:ascii="Times New Roman" w:hAnsi="Times New Roman" w:cs="Times New Roman"/>
+        </w:rPr>
+        <w:lastRenderedPageBreak/>
+        <w:drawing>
+          <wp:inline distT="0" distB="0" distL="0" distR="0" wp14:anchorId="019CFB0B" wp14:editId="29E83C54">
+            <wp:extent cx="5943600" cy="4859655"/>
+            <wp:effectExtent l="0" t="0" r="0" b="0"/>
+            <wp:docPr id="1600217860" name="Picture 1"/>
+            <wp:cNvGraphicFramePr>
+              <a:graphicFrameLocks xmlns:a="http://schemas.openxmlformats.org/drawingml/2006/main" noChangeAspect="1"/>
+            </wp:cNvGraphicFramePr>
+            <a:graphic xmlns:a="http://schemas.openxmlformats.org/drawingml/2006/main">
+              <a:graphicData uri="http://schemas.openxmlformats.org/drawingml/2006/picture">
+                <pic:pic xmlns:pic="http://schemas.openxmlformats.org/drawingml/2006/picture">
+                  <pic:nvPicPr>
+                    <pic:cNvPr id="1600217860" name=""/>
+                    <pic:cNvPicPr/>
+                  </pic:nvPicPr>
+                  <pic:blipFill>
+                    <a:blip r:embed="rId9"/>
+                    <a:stretch>
+                      <a:fillRect/>
+                    </a:stretch>
+                  </pic:blipFill>
+                  <pic:spPr>
+                    <a:xfrm>
+                      <a:off x="0" y="0"/>
+                      <a:ext cx="5943600" cy="4859655"/>
+                    </a:xfrm>
+                    <a:prstGeom prst="rect">
+                      <a:avLst/>
+                    </a:prstGeom>
+                  </pic:spPr>
+                </pic:pic>
+              </a:graphicData>
+            </a:graphic>
+          </wp:inline>
+        </w:drawing>
+      </w:r>
+    </w:p>
+    <w:p>
+      <w:pPr>
+        <w:rPr>
+          <w:rFonts w:ascii="Times New Roman" w:hAnsi="Times New Roman" w:cs="Times New Roman"/>
+        </w:rPr>
+      </w:pPr>
+    </w:p>
+    <w:p>
+      <w:pPr>
+        <w:rPr>
+          <w:rFonts w:ascii="Times New Roman" w:hAnsi="Times New Roman" w:cs="Times New Roman"/>
+        </w:rPr>
+      </w:pPr>
+      <w:r>
+        <w:rPr>
+          <w:rFonts w:ascii="Times New Roman" w:hAnsi="Times New Roman" w:cs="Times New Roman"/>
+        </w:rPr>
+        <w:t xml:space="preserve">Now add administration password </w:t>
+      </w:r>
+    </w:p>
+    <w:p>
+      <w:pPr>
+        <w:rPr>
+          <w:rFonts w:ascii="Times New Roman" w:hAnsi="Times New Roman" w:cs="Times New Roman"/>
+        </w:rPr>
+      </w:pPr>
+      <w:r>
+        <w:rPr>
+          <w:rFonts w:ascii="Times New Roman" w:hAnsi="Times New Roman" w:cs="Times New Roman"/>
+        </w:rPr>
+        <w:t xml:space="preserve">Note: make sure the password </w:t>
+      </w:r>
+      <w:r>
+        <w:rPr>
+          <w:rFonts w:ascii="Times New Roman" w:hAnsi="Times New Roman" w:cs="Times New Roman"/>
+        </w:rPr>
+        <w:t>is secure.</w:t>
+      </w:r>
+      <w:r>
+        <w:rPr>
+          <w:rFonts w:ascii="Times New Roman" w:hAnsi="Times New Roman" w:cs="Times New Roman"/>
+        </w:rPr>
+        <w:t xml:space="preserve"> </w:t>
+      </w:r>
+    </w:p>
+    <w:p>
+      <w:pPr>
+        <w:rPr>
+          <w:rFonts w:ascii="Arial" w:eastAsia="Times New Roman" w:hAnsi="Arial" w:cs="Arial"/>
+          <w:color w:val="000000"/>
+          <w:kern w:val="0"/>
+          <w:sz w:val="20"/>
+          <w:szCs w:val="20"/>
+          <w14:ligatures w14:val="none"/>
+        </w:rPr>
+      </w:pPr>
+      <w:r>
+        <w:rPr>
+          <w:rFonts w:ascii="Times New Roman" w:hAnsi="Times New Roman" w:cs="Times New Roman"/>
+        </w:rPr>
+        <w:t>In my case</w:t>
+      </w:r>
+      <w:r>
+        <w:rPr>
+          <w:rFonts w:ascii="Times New Roman" w:hAnsi="Times New Roman" w:cs="Times New Roman"/>
+        </w:rPr>
+        <w:t>:</w:t>
+      </w:r>
+      <w:r>
+        <w:rPr>
+          <w:rFonts w:ascii="Times New Roman" w:hAnsi="Times New Roman" w:cs="Times New Roman"/>
+        </w:rPr>
+        <w:t xml:space="preserve"> </w:t>
+      </w:r>
+      <w:r>
+        <w:rPr>
+          <w:rFonts w:ascii="Times New Roman" w:hAnsi="Times New Roman" w:cs="Times New Roman"/>
+        </w:rPr>
+        <w:t>Homelabenv01</w:t>
       </w:r>
     </w:p>
     <w:p>
